--- a/resume.docx
+++ b/resume.docx
@@ -371,7 +371,7 @@
         </w:pBdr>
         <w:spacing w:before="0"/>
         <w:rPr>
-          <w:rFonts w:ascii="PingFang-SC-Regular" w:hAnsi="PingFang-SC-Regular"/>
+          <w:rFonts w:ascii="PingFang-SC-Regular" w:hAnsi="PingFang-SC-Regular" w:hint="eastAsia"/>
         </w:rPr>
       </w:pPr>
       <w:r>
@@ -488,7 +488,7 @@
         </w:numPr>
         <w:spacing w:after="13" w:line="248" w:lineRule="auto"/>
         <w:rPr>
-          <w:rFonts w:ascii="PingFang-SC-Regular" w:hAnsi="PingFang-SC-Regular"/>
+          <w:rFonts w:ascii="PingFang-SC-Regular" w:hAnsi="PingFang-SC-Regular" w:hint="eastAsia"/>
         </w:rPr>
       </w:pPr>
       <w:r>
@@ -506,7 +506,7 @@
         </w:numPr>
         <w:spacing w:after="13" w:line="248" w:lineRule="auto"/>
         <w:rPr>
-          <w:rFonts w:ascii="PingFang-SC-Regular" w:hAnsi="PingFang-SC-Regular"/>
+          <w:rFonts w:ascii="PingFang-SC-Regular" w:hAnsi="PingFang-SC-Regular" w:hint="eastAsia"/>
         </w:rPr>
       </w:pPr>
       <w:r>
@@ -803,7 +803,7 @@
         </w:numPr>
         <w:spacing w:after="13" w:line="248" w:lineRule="auto"/>
         <w:rPr>
-          <w:rFonts w:ascii="PingFang-SC-Regular" w:hAnsi="PingFang-SC-Regular"/>
+          <w:rFonts w:ascii="PingFang-SC-Regular" w:hAnsi="PingFang-SC-Regular" w:hint="eastAsia"/>
         </w:rPr>
       </w:pPr>
       <w:r>
@@ -905,7 +905,7 @@
         </w:tabs>
         <w:spacing w:before="0" w:after="13" w:line="248" w:lineRule="auto"/>
         <w:rPr>
-          <w:rFonts w:ascii="PingFang-SC-Regular" w:eastAsia="宋体" w:hAnsi="PingFang-SC-Regular" w:cs="Times New Roman"/>
+          <w:rFonts w:ascii="PingFang-SC-Regular" w:eastAsia="宋体" w:hAnsi="PingFang-SC-Regular" w:cs="Times New Roman" w:hint="eastAsia"/>
           <w:b w:val="0"/>
           <w:bCs w:val="0"/>
           <w:i/>
@@ -961,7 +961,7 @@
         </w:numPr>
         <w:spacing w:after="13" w:line="248" w:lineRule="auto"/>
         <w:rPr>
-          <w:rFonts w:ascii="PingFang-SC-Regular" w:hAnsi="PingFang-SC-Regular"/>
+          <w:rFonts w:ascii="PingFang-SC-Regular" w:hAnsi="PingFang-SC-Regular" w:hint="eastAsia"/>
         </w:rPr>
       </w:pPr>
       <w:r>
@@ -1080,73 +1080,8 @@
         <w:rPr>
           <w:rFonts w:ascii="PingFang-SC-Regular" w:hAnsi="PingFang-SC-Regular"/>
         </w:rPr>
-        <w:t xml:space="preserve">I use Python to build and train machine learning models and reinforcement learning agents, handling data preprocessing, model tuning, environment design, and training with algorithms like </w:t>
-      </w:r>
-      <w:r>
-        <w:rPr>
-          <w:rFonts w:ascii="PingFang-SC-Regular" w:hAnsi="PingFang-SC-Regular"/>
-          <w:b/>
-          <w:bCs/>
-        </w:rPr>
-        <w:t>Q-learning</w:t>
-      </w:r>
-      <w:r>
-        <w:rPr>
-          <w:rFonts w:ascii="PingFang-SC-Regular" w:hAnsi="PingFang-SC-Regular"/>
-        </w:rPr>
-        <w:t xml:space="preserve">, </w:t>
-      </w:r>
-      <w:r>
-        <w:rPr>
-          <w:rFonts w:ascii="PingFang-SC-Regular" w:hAnsi="PingFang-SC-Regular"/>
-          <w:b/>
-          <w:bCs/>
-        </w:rPr>
-        <w:t>DDPG</w:t>
-      </w:r>
-      <w:r>
-        <w:rPr>
-          <w:rFonts w:ascii="PingFang-SC-Regular" w:hAnsi="PingFang-SC-Regular"/>
-        </w:rPr>
-        <w:t xml:space="preserve">, or </w:t>
-      </w:r>
-      <w:r>
-        <w:rPr>
-          <w:rFonts w:ascii="PingFang-SC-Regular" w:hAnsi="PingFang-SC-Regular"/>
-          <w:b/>
-          <w:bCs/>
-        </w:rPr>
-        <w:t>PPO</w:t>
-      </w:r>
-      <w:r>
-        <w:rPr>
-          <w:rFonts w:ascii="PingFang-SC-Regular" w:hAnsi="PingFang-SC-Regular"/>
-        </w:rPr>
-        <w:t xml:space="preserve"> using TensorFlow, </w:t>
-      </w:r>
-      <w:r>
-        <w:rPr>
-          <w:rFonts w:ascii="PingFang-SC-Regular" w:hAnsi="PingFang-SC-Regular"/>
-          <w:b/>
-          <w:bCs/>
-        </w:rPr>
-        <w:t>PyTorch</w:t>
-      </w:r>
-      <w:r>
-        <w:rPr>
-          <w:rFonts w:ascii="PingFang-SC-Regular" w:hAnsi="PingFang-SC-Regular"/>
-        </w:rPr>
-        <w:t>, and OpenAI Gym.</w:t>
-      </w:r>
-    </w:p>
-    <w:p>
-      <w:pPr>
-        <w:pStyle w:val="1"/>
-        <w:spacing w:before="0"/>
-        <w:rPr>
-          <w:rFonts w:hint="eastAsia"/>
-        </w:rPr>
-      </w:pPr>
+        <w:t xml:space="preserve"> Build ML/RL models (Q-learning, DDPG, PPO) and end-to-end RAGFlow systems using Python, PyTorch, TensorFlow, vector search, and LLM deployment.</w:t>
+      </w:r>
       <w:r>
         <w:t>Henan University of Economics and Law</w:t>
       </w:r>
@@ -1185,25 +1120,7 @@
         <w:rPr>
           <w:rFonts w:hint="eastAsia"/>
         </w:rPr>
-        <w:t xml:space="preserve"> </w:t>
-      </w:r>
-      <w:r>
-        <w:rPr>
-          <w:rFonts w:hint="eastAsia"/>
-        </w:rPr>
-        <w:t>Zhengzhou</w:t>
-      </w:r>
-      <w:r>
-        <w:rPr>
-          <w:rFonts w:hint="eastAsia"/>
-        </w:rPr>
-        <w:t>,</w:t>
-      </w:r>
-      <w:r>
-        <w:rPr>
-          <w:rFonts w:hint="eastAsia"/>
-        </w:rPr>
-        <w:t>China</w:t>
+        <w:t xml:space="preserve"> Zhengzhou,China</w:t>
       </w:r>
     </w:p>
     <w:p>
@@ -1281,7 +1198,7 @@
       <w:pPr>
         <w:spacing w:after="60"/>
         <w:rPr>
-          <w:rFonts w:ascii="PingFang-SC-Regular" w:hAnsi="PingFang-SC-Regular"/>
+          <w:rFonts w:ascii="PingFang-SC-Regular" w:hAnsi="PingFang-SC-Regular" w:hint="eastAsia"/>
           <w:i/>
         </w:rPr>
       </w:pPr>
@@ -1304,7 +1221,7 @@
         </w:tabs>
         <w:spacing w:after="13" w:line="248" w:lineRule="auto"/>
         <w:rPr>
-          <w:rFonts w:ascii="PingFang-SC-Regular" w:hAnsi="PingFang-SC-Regular"/>
+          <w:rFonts w:ascii="PingFang-SC-Regular" w:hAnsi="PingFang-SC-Regular" w:hint="eastAsia"/>
           <w:b/>
           <w:bCs/>
         </w:rPr>
@@ -1361,7 +1278,7 @@
         </w:tabs>
         <w:spacing w:after="13" w:line="248" w:lineRule="auto"/>
         <w:rPr>
-          <w:rFonts w:ascii="PingFang-SC-Regular" w:hAnsi="PingFang-SC-Regular"/>
+          <w:rFonts w:ascii="PingFang-SC-Regular" w:hAnsi="PingFang-SC-Regular" w:hint="eastAsia"/>
           <w:b/>
           <w:bCs/>
         </w:rPr>
@@ -1401,7 +1318,7 @@
         </w:tabs>
         <w:spacing w:after="13" w:line="248" w:lineRule="auto"/>
         <w:rPr>
-          <w:rFonts w:ascii="PingFang-SC-Regular" w:hAnsi="PingFang-SC-Regular"/>
+          <w:rFonts w:ascii="PingFang-SC-Regular" w:hAnsi="PingFang-SC-Regular" w:hint="eastAsia"/>
           <w:b/>
           <w:bCs/>
         </w:rPr>
